--- a/lessons/5-10-group2/homework.docx
+++ b/lessons/5-10-group2/homework.docx
@@ -428,7 +428,7 @@
       <w:r>
         <w:drawing>
           <wp:inline distT="0" distB="0" distL="0" distR="0">
-            <wp:extent cx="1047750" cy="695325"/>
+            <wp:extent cx="1047750" cy="790575"/>
             <wp:effectExtent t="0" r="0" b="0" l="0"/>
             <wp:docPr id="1" name="" descr="" title=""/>
             <wp:cNvGraphicFramePr>
@@ -453,69 +453,6 @@
                   <pic:spPr bwMode="auto">
                     <a:xfrm>
                       <a:off x="0" y="0"/>
-                      <a:ext cx="1047750" cy="695325"/>
-                    </a:xfrm>
-                    <a:prstGeom prst="rect">
-                      <a:avLst/>
-                    </a:prstGeom>
-                  </pic:spPr>
-                </pic:pic>
-              </a:graphicData>
-            </a:graphic>
-          </wp:inline>
-        </w:drawing>
-      </w:r>
-    </w:p>
-    <w:p>
-      <w:pPr>
-        <w:keepNext/>
-        <w:spacing w:after="120"/>
-      </w:pPr>
-      <w:r>
-        <w:rPr>
-          <w:b/>
-          <w:bCs/>
-        </w:rPr>
-        <w:t xml:space="preserve">Net (Plantilla (desarrollo plano))</w:t>
-      </w:r>
-      <w:r>
-        <w:t xml:space="preserve"> — A flat shape that folds up into a solid.</w:t>
-      </w:r>
-    </w:p>
-    <w:p>
-      <w:pPr>
-        <w:keepNext/>
-        <w:spacing w:after="20" w:before="80"/>
-        <w:jc w:val="center"/>
-      </w:pPr>
-      <w:r>
-        <w:drawing>
-          <wp:inline distT="0" distB="0" distL="0" distR="0">
-            <wp:extent cx="1047750" cy="790575"/>
-            <wp:effectExtent t="0" r="0" b="0" l="0"/>
-            <wp:docPr id="1" name="" descr="" title=""/>
-            <wp:cNvGraphicFramePr>
-              <a:graphicFrameLocks xmlns:a="http://schemas.openxmlformats.org/drawingml/2006/main" noChangeAspect="1"/>
-            </wp:cNvGraphicFramePr>
-            <a:graphic xmlns:a="http://schemas.openxmlformats.org/drawingml/2006/main">
-              <a:graphicData uri="http://schemas.openxmlformats.org/drawingml/2006/picture">
-                <pic:pic xmlns:pic="http://schemas.openxmlformats.org/drawingml/2006/picture">
-                  <pic:nvPicPr>
-                    <pic:cNvPr id="0" name="" descr=""/>
-                    <pic:cNvPicPr>
-                      <a:picLocks noChangeAspect="1" noChangeArrowheads="1"/>
-                    </pic:cNvPicPr>
-                  </pic:nvPicPr>
-                  <pic:blipFill>
-                    <a:blip r:embed="rId13" cstate="none"/>
-                    <a:srcRect/>
-                    <a:stretch>
-                      <a:fillRect/>
-                    </a:stretch>
-                  </pic:blipFill>
-                  <pic:spPr bwMode="auto">
-                    <a:xfrm>
-                      <a:off x="0" y="0"/>
                       <a:ext cx="1047750" cy="790575"/>
                     </a:xfrm>
                     <a:prstGeom prst="rect">
